--- a/promptguide.docx
+++ b/promptguide.docx
@@ -158,13 +158,8 @@
         <w:t xml:space="preserve">, </w:t>
       </w:r>
       <w:r>
-        <w:t xml:space="preserve">not advanced </w:t>
-      </w:r>
-      <w:proofErr w:type="gramStart"/>
-      <w:r>
-        <w:t>analytics.”</w:t>
-      </w:r>
-      <w:proofErr w:type="gramEnd"/>
+        <w:t>not advanced analytics.”</w:t>
+      </w:r>
     </w:p>
     <w:p>
       <w:r>
@@ -219,32 +214,27 @@
         <w:t>Do not change the logic or results.”</w:t>
       </w:r>
     </w:p>
+    <w:p/>
     <w:p>
-      <w:r>
+      <w:pPr>
         <w:rPr>
           <w:b/>
           <w:bCs/>
         </w:rPr>
-        <w:t>This lands extremely well with IOFM.</w:t>
-      </w:r>
-      <w:r>
-        <w:br/>
-        <w:t>You’re explicitly modeling handoff and audit-readiness.</w:t>
-      </w:r>
-    </w:p>
-    <w:p>
-      <w:pPr>
+      </w:pPr>
+      <w:r>
         <w:rPr>
           <w:b/>
           <w:bCs/>
         </w:rPr>
-      </w:pPr>
+        <w:t xml:space="preserve">DEMO 2: </w:t>
+      </w:r>
       <w:r>
         <w:rPr>
           <w:b/>
           <w:bCs/>
         </w:rPr>
-        <w:t>DEMO 2: Python in Excel</w:t>
+        <w:t>Analyst Agent</w:t>
       </w:r>
     </w:p>
     <w:p>
@@ -329,15 +319,7 @@
         </w:numPr>
       </w:pPr>
       <w:r>
-        <w:t xml:space="preserve">For each invoice, assume payment </w:t>
-      </w:r>
-      <w:proofErr w:type="gramStart"/>
-      <w:r>
-        <w:t>timing</w:t>
-      </w:r>
-      <w:proofErr w:type="gramEnd"/>
-      <w:r>
-        <w:t xml:space="preserve"> could vary by ±10 days from the due date.</w:t>
+        <w:t>For each invoice, assume payment timing could vary by ±10 days from the due date.</w:t>
       </w:r>
     </w:p>
     <w:p>
@@ -516,7 +498,7 @@
         <w:t>P</w:t>
       </w:r>
       <w:r>
-        <w:t>Summary</w:t>
+        <w:t>Monthly</w:t>
       </w:r>
       <w:proofErr w:type="spellEnd"/>
       <w:r>
@@ -675,7 +657,10 @@
       </w:r>
       <w:proofErr w:type="spellStart"/>
       <w:r>
-        <w:t>APSummary</w:t>
+        <w:t>AP</w:t>
+      </w:r>
+      <w:r>
+        <w:t>Monthly</w:t>
       </w:r>
       <w:proofErr w:type="spellEnd"/>
     </w:p>
@@ -720,7 +705,7 @@
       </w:r>
       <w:proofErr w:type="spellStart"/>
       <w:r>
-        <w:t>APSummary</w:t>
+        <w:t>APMonthly</w:t>
       </w:r>
       <w:proofErr w:type="spellEnd"/>
       <w:r>
